--- a/output/王德峰老师10月31日活动_合作谈判方案_内部版.docx
+++ b/output/王德峰老师10月31日活动_合作谈判方案_内部版.docx
@@ -371,7 +371,7 @@
           <w:color w:val="333333"/>
           <w:sz w:val="22"/>
         </w:rPr>
-        <w:t>举例：你付 15 万授权费，场地再投入 5 万，宣传、制作、人员再投入 5 万，活动开始前就已经承担约 25 万风险。假设平均客单价 699 元，仅覆盖这 25 万直接投入，就需要约 358 个付费用户，还没算税费、平台佣金、赠票、退款。没有非常强的售票把握，这笔账不成立。</w:t>
+        <w:t>举例：你付 15 万授权费，场地再投入 5 万，宣传、制作、人员再投入 5 万，活动开始前就已经承担约 25 万风险。按一线城市 3 小时讲座的合理实收客单约 520 元计，扣掉平台、退款、税费和渠道后，单个付费用户实际贡献大约只有 460–480 元。250,000 ÷ 470 ≈ 532 名付费用户才能覆盖这 25 万。若只能卖掉容量的 80%，场馆至少需要约 665 座。没有这个把握，买断不成立。更不能为了覆盖买断费，把普通票硬抬到 699–999 元。</w:t>
       </w:r>
     </w:p>
     <w:tbl>
@@ -780,7 +780,7 @@
                 <w:color w:val="333333"/>
                 <w:sz w:val="20"/>
               </w:rPr>
-              <w:t>客单价假设</w:t>
+              <w:t>客单价假设（实收）</w:t>
             </w:r>
           </w:p>
         </w:tc>
@@ -803,7 +803,7 @@
                 <w:color w:val="333333"/>
                 <w:sz w:val="20"/>
               </w:rPr>
-              <w:t>699 元</w:t>
+              <w:t>520 元</w:t>
             </w:r>
           </w:p>
         </w:tc>
@@ -826,7 +826,7 @@
                 <w:color w:val="333333"/>
                 <w:sz w:val="20"/>
               </w:rPr>
-              <w:t>仅用于测算，不是定价建议</w:t>
+              <w:t>一线 3 小时讲座合理目标，不是 699</w:t>
             </w:r>
           </w:p>
         </w:tc>
@@ -854,7 +854,7 @@
                 <w:color w:val="333333"/>
                 <w:sz w:val="20"/>
               </w:rPr>
-              <w:t>覆盖 25 万所需付费人数</w:t>
+              <w:t>扣费后单人贡献</w:t>
             </w:r>
           </w:p>
         </w:tc>
@@ -877,7 +877,7 @@
                 <w:color w:val="333333"/>
                 <w:sz w:val="20"/>
               </w:rPr>
-              <w:t>约 358 人</w:t>
+              <w:t>约 470 元</w:t>
             </w:r>
           </w:p>
         </w:tc>
@@ -900,7 +900,81 @@
                 <w:color w:val="333333"/>
                 <w:sz w:val="20"/>
               </w:rPr>
-              <w:t>尚未计算税、佣金、赠票、退款</w:t>
+              <w:t>已计平台、退款、税费、渠道</w:t>
+            </w:r>
+          </w:p>
+        </w:tc>
+      </w:tr>
+      <w:tr>
+        <w:trPr>
+          <w:cantSplit/>
+        </w:trPr>
+        <w:tc>
+          <w:tcPr>
+            <w:tcW w:type="dxa" w:w="3061"/>
+            <w:shd w:val="clear" w:color="auto" w:fill="FFFFFF"/>
+            <w:vAlign w:val="center"/>
+          </w:tcPr>
+          <w:p>
+            <w:pPr>
+              <w:spacing w:before="80" w:after="80" w:line="276" w:lineRule="auto"/>
+              <w:jc w:val="left"/>
+            </w:pPr>
+            <w:r/>
+            <w:r>
+              <w:rPr>
+                <w:rFonts w:ascii="微软雅黑" w:hAnsi="微软雅黑" w:eastAsia="微软雅黑"/>
+                <w:b/>
+                <w:color w:val="333333"/>
+                <w:sz w:val="20"/>
+              </w:rPr>
+              <w:t>覆盖 25 万所需付费人数</w:t>
+            </w:r>
+          </w:p>
+        </w:tc>
+        <w:tc>
+          <w:tcPr>
+            <w:tcW w:type="dxa" w:w="2494"/>
+            <w:shd w:val="clear" w:color="auto" w:fill="FFFFFF"/>
+            <w:vAlign w:val="center"/>
+          </w:tcPr>
+          <w:p>
+            <w:pPr>
+              <w:spacing w:before="80" w:after="80" w:line="276" w:lineRule="auto"/>
+              <w:jc w:val="center"/>
+            </w:pPr>
+            <w:r/>
+            <w:r>
+              <w:rPr>
+                <w:rFonts w:ascii="微软雅黑" w:hAnsi="微软雅黑" w:eastAsia="微软雅黑"/>
+                <w:b w:val="0"/>
+                <w:color w:val="333333"/>
+                <w:sz w:val="20"/>
+              </w:rPr>
+              <w:t>约 532 人</w:t>
+            </w:r>
+          </w:p>
+        </w:tc>
+        <w:tc>
+          <w:tcPr>
+            <w:tcW w:type="dxa" w:w="3742"/>
+            <w:shd w:val="clear" w:color="auto" w:fill="FFFFFF"/>
+            <w:vAlign w:val="center"/>
+          </w:tcPr>
+          <w:p>
+            <w:pPr>
+              <w:spacing w:before="80" w:after="80" w:line="276" w:lineRule="auto"/>
+              <w:jc w:val="center"/>
+            </w:pPr>
+            <w:r/>
+            <w:r>
+              <w:rPr>
+                <w:rFonts w:ascii="微软雅黑" w:hAnsi="微软雅黑" w:eastAsia="微软雅黑"/>
+                <w:b w:val="0"/>
+                <w:color w:val="333333"/>
+                <w:sz w:val="20"/>
+              </w:rPr>
+              <w:t>售出率 80% 时场馆约需 665 座</w:t>
             </w:r>
           </w:p>
         </w:tc>
@@ -6548,7 +6622,7 @@
                 <w:color w:val="333333"/>
                 <w:sz w:val="20"/>
               </w:rPr>
-              <w:t>记熟：书面 60%、口头 70%、底线 50%；赞助 70%；买断测算 25 万 / 358 人。</w:t>
+              <w:t>记熟：书面 60%、口头 70%、底线 50%；赞助 70%；票档 299/399/499/699/999；买断测算 25 万 / 约 532 人。</w:t>
             </w:r>
           </w:p>
         </w:tc>
